--- a/public/devis/Devis_VTC_pour_chauffeurs_TAXI.docx
+++ b/public/devis/Devis_VTC_pour_chauffeurs_TAXI.docx
@@ -540,7 +540,7 @@
               </w:rPr>
             </w:pPr>
             <w:r>
-              <w:t>${client_nom}</w:t>
+              <w:t/>
             </w:r>
           </w:p>
         </w:tc>
